--- a/resume/Sama-Mushtaq-Resume.docx
+++ b/resume/Sama-Mushtaq-Resume.docx
@@ -282,7 +282,7 @@
                 <w:color w:val="4B5563"/>
                 <w:sz w:val="18"/>
               </w:rPr>
-              <w:t xml:space="preserve">  Co Founder and Program Lead</w:t>
+              <w:t xml:space="preserve">  Co Founder</w:t>
             </w:r>
           </w:p>
         </w:tc>
